--- a/clientes/icabaru/entregables/07_AUTORIZACIONES/Autorizacion_Videovigilancia.docx
+++ b/clientes/icabaru/entregables/07_AUTORIZACIONES/Autorizacion_Videovigilancia.docx
@@ -34,6 +34,30 @@
       </w:pPr>
       <w:r>
         <w:t xml:space="preserve">Declaro que he sido informado(a) de que PARRILLA Y LUNCHERÍA ICABARU SRL mantiene un sistema de videovigilancia en sus instalaciones. Conozco las áreas monitoreadas, la finalidad del sistema y las condiciones de su uso, y otorgo mi consentimiento para la captación y el tratamiento de las imágenes.</w:t>
+      </w:r>
+    </w:p>
+    <w:p>
+      <w:pPr>
+        <w:spacing w:after="120"/>
+      </w:pPr>
+      <w:r>
+        <w:rPr>
+          <w:sz w:val="20"/>
+          <w:szCs w:val="20"/>
+        </w:rPr>
+        <w:t xml:space="preserve">Protección del honor, la vida privada, la intimidad, la propia imagen, la confidencialidad y la reputación.</w:t>
+      </w:r>
+    </w:p>
+    <w:p>
+      <w:pPr>
+        <w:spacing w:after="120"/>
+      </w:pPr>
+      <w:r>
+        <w:rPr>
+          <w:sz w:val="20"/>
+          <w:szCs w:val="20"/>
+        </w:rPr>
+        <w:t xml:space="preserve">Derecho a la privacidad de la correspondencia y las comunicaciones y al libre acceso a los datos e informaciones referidos a la propia persona (num. 16).</w:t>
       </w:r>
     </w:p>
     <w:p>
